--- a/deliverables/asset_voyages_rfp_2026-10-28/site/questions/ASSET_Answer_Sheet.docx
+++ b/deliverables/asset_voyages_rfp_2026-10-28/site/questions/ASSET_Answer_Sheet.docx
@@ -217,7 +217,7 @@
           <w:color w:val="4A5A68"/>
           <w:sz w:val="19"/>
         </w:rPr>
-        <w:t>Our assumption if we don’t hear back: we send the proposal within 24–48 hours of receiving your answers, or by 10 November if no answers arrive by 6 November; work starts within 5 working days of the signed proposal; launch about 12 weeks after the start, moving day for day with any late input; no launch between 21 December and 1 January.</w:t>
+        <w:t>Our assumption if we don’t hear back: we send the proposal within 24–48 working hours of receiving your answers, or by 10 November if no answers arrive by 6 November; work starts within 5 working days of the signed proposal; launch about 12 weeks after the start, moving day for day with any late input; no launch between 21 December and 1 January.</w:t>
       </w:r>
     </w:p>
     <w:tbl>
